--- a/res/programmes/AWS-AI-Practitioner-et-IA-generative-33h.docx
+++ b/res/programmes/AWS-AI-Practitioner-et-IA-generative-33h.docx
@@ -32,7 +32,13 @@
                     <pic:cNvPicPr/>
                   </pic:nvPicPr>
                   <pic:blipFill>
-                    <a:blip r:embed="rId12"/>
+                    <a:blip r:embed="rId12">
+                      <a:extLst>
+                        <a:ext uri="{96DAC541-7B7A-43D3-8B79-37D633B846F1}">
+                          <asvg:svgBlip xmlns:asvg="http://schemas.microsoft.com/office/drawing/2016/SVG/main" r:embed="rId13"/>
+                        </a:ext>
+                      </a:extLst>
+                    </a:blip>
                     <a:stretch>
                       <a:fillRect/>
                     </a:stretch>
@@ -132,7 +138,7 @@
             <w:r>
               <w:drawing>
                 <wp:inline xmlns:a="http://schemas.openxmlformats.org/drawingml/2006/main" xmlns:pic="http://schemas.openxmlformats.org/drawingml/2006/picture">
-                  <wp:extent cx="516649" cy="486000"/>
+                  <wp:extent cx="516563" cy="486000"/>
                   <wp:docPr id="901" name="Picture 901"/>
                   <wp:cNvGraphicFramePr>
                     <a:graphicFrameLocks noChangeAspect="1"/>
@@ -145,7 +151,13 @@
                           <pic:cNvPicPr/>
                         </pic:nvPicPr>
                         <pic:blipFill>
-                          <a:blip r:embed="rId13"/>
+                          <a:blip r:embed="rId14">
+                            <a:extLst>
+                              <a:ext uri="{96DAC541-7B7A-43D3-8B79-37D633B846F1}">
+                                <asvg:svgBlip xmlns:asvg="http://schemas.microsoft.com/office/drawing/2016/SVG/main" r:embed="rId15"/>
+                              </a:ext>
+                            </a:extLst>
+                          </a:blip>
                           <a:stretch>
                             <a:fillRect/>
                           </a:stretch>
@@ -153,7 +165,7 @@
                         <pic:spPr>
                           <a:xfrm>
                             <a:off x="0" y="0"/>
-                            <a:ext cx="516649" cy="486000"/>
+                            <a:ext cx="516563" cy="486000"/>
                           </a:xfrm>
                           <a:prstGeom prst="rect"/>
                         </pic:spPr>
@@ -2262,7 +2274,7 @@
     <w:r>
       <w:drawing>
         <wp:inline xmlns:a="http://schemas.openxmlformats.org/drawingml/2006/main" xmlns:pic="http://schemas.openxmlformats.org/drawingml/2006/picture">
-          <wp:extent cx="114811" cy="108000"/>
+          <wp:extent cx="114792" cy="108000"/>
           <wp:docPr id="1" name="Picture 1"/>
           <wp:cNvGraphicFramePr>
             <a:graphicFrameLocks noChangeAspect="1"/>
@@ -2275,7 +2287,13 @@
                   <pic:cNvPicPr/>
                 </pic:nvPicPr>
                 <pic:blipFill>
-                  <a:blip r:embed="rId1"/>
+                  <a:blip r:embed="rId1">
+                    <a:extLst>
+                      <a:ext uri="{96DAC541-7B7A-43D3-8B79-37D633B846F1}">
+                        <asvg:svgBlip xmlns:asvg="http://schemas.microsoft.com/office/drawing/2016/SVG/main" r:embed="rId2"/>
+                      </a:ext>
+                    </a:extLst>
+                  </a:blip>
                   <a:stretch>
                     <a:fillRect/>
                   </a:stretch>
@@ -2283,7 +2301,7 @@
                 <pic:spPr>
                   <a:xfrm>
                     <a:off x="0" y="0"/>
-                    <a:ext cx="114811" cy="108000"/>
+                    <a:ext cx="114792" cy="108000"/>
                   </a:xfrm>
                   <a:prstGeom prst="rect"/>
                 </pic:spPr>

--- a/res/programmes/AWS-AI-Practitioner-et-IA-generative-33h.docx
+++ b/res/programmes/AWS-AI-Practitioner-et-IA-generative-33h.docx
@@ -1649,7 +1649,7 @@
               <w:pStyle w:val="ProgTableText"/>
             </w:pPr>
             <w:r>
-              <w:t>Cas d’usage d’Amazon Q Business et d’Amazon Q Developer (périmètre de l’examen) ; Amazon Quick Suite, le nouvel espace de travail agentique</w:t>
+              <w:t>Cas d’usage d’Amazon Q Business et d’Amazon Q Developer (périmètre de l’examen) ; Amazon Quick (anciennement Quick Suite), le nouvel espace de travail agentique</w:t>
             </w:r>
           </w:p>
         </w:tc>
